--- a/Backend/Director_Disclosure/Output_Disclosures/2024-25/ADANI_GREEN_ENERGY_TWENTY_FOUR_A_LIMITED/DIR-8/DIR8_SANDEEP_BANSHILAL_MUNDRA_11190761.docx
+++ b/Backend/Director_Disclosure/Output_Disclosures/2024-25/ADANI_GREEN_ENERGY_TWENTY_FOUR_A_LIMITED/DIR-8/DIR8_SANDEEP_BANSHILAL_MUNDRA_11190761.docx
@@ -550,7 +550,7 @@
                 <w:b w:val="0"/>
                 <w:sz w:val="23"/>
               </w:rPr>
-              <w:t>ADANI RENEWABLE ENERGY FORTY TWO LIMITED</w:t>
+              <w:t>ADANI SOLAR ENERGY AP SEVEN PRIVATE LIMITED</w:t>
             </w:r>
           </w:p>
         </w:tc>
@@ -620,7 +620,7 @@
                 <w:b w:val="0"/>
                 <w:sz w:val="23"/>
               </w:rPr>
-              <w:t>ADANI SOLAR ENERGY AP SEVEN PRIVATE LIMITED</w:t>
+              <w:t>ADANI GREEN ENERGY TWENTY FIVE B LIMITED</w:t>
             </w:r>
           </w:p>
         </w:tc>
@@ -690,7 +690,7 @@
                 <w:b w:val="0"/>
                 <w:sz w:val="23"/>
               </w:rPr>
-              <w:t>ADANI GREEN ENERGY TWENTY FIVE B LIMITED</w:t>
+              <w:t>ADANI GREEN ENERGY TWENTY FOUR A LIMITED</w:t>
             </w:r>
           </w:p>
         </w:tc>
@@ -760,7 +760,7 @@
                 <w:b w:val="0"/>
                 <w:sz w:val="23"/>
               </w:rPr>
-              <w:t>ADANI GREEN ENERGY TWENTY FOUR A LIMITED</w:t>
+              <w:t>ADANI RENEWABLE ENERGY FORTY TWO LIMITED</w:t>
             </w:r>
           </w:p>
         </w:tc>
@@ -965,7 +965,7 @@
           <w:b w:val="0"/>
           <w:sz w:val="23"/>
         </w:rPr>
-        <w:t xml:space="preserve">Date: 07th May, 2026</w:t>
+        <w:t xml:space="preserve">Date: 15th May, 2026</w:t>
         <w:tab/>
       </w:r>
     </w:p>

--- a/Backend/Director_Disclosure/Output_Disclosures/2024-25/ADANI_GREEN_ENERGY_TWENTY_FOUR_A_LIMITED/DIR-8/DIR8_SANDEEP_BANSHILAL_MUNDRA_11190761.docx
+++ b/Backend/Director_Disclosure/Output_Disclosures/2024-25/ADANI_GREEN_ENERGY_TWENTY_FOUR_A_LIMITED/DIR-8/DIR8_SANDEEP_BANSHILAL_MUNDRA_11190761.docx
@@ -340,7 +340,7 @@
                 <w:b w:val="0"/>
                 <w:sz w:val="23"/>
               </w:rPr>
-              <w:t>ADANI RENEWABLE ENERGY SIXTY TWO LIMITED</w:t>
+              <w:t>ADANI RENEWABLE ENERGY SIXTY ONE LIMITED</w:t>
             </w:r>
           </w:p>
         </w:tc>
@@ -480,7 +480,7 @@
                 <w:b w:val="0"/>
                 <w:sz w:val="23"/>
               </w:rPr>
-              <w:t>ADANI SAUR URJA (KA) LIMITED</w:t>
+              <w:t>ADANI RENEWABLE ENERGY SIXTY TWO LIMITED</w:t>
             </w:r>
           </w:p>
         </w:tc>
@@ -499,7 +499,7 @@
                 <w:b w:val="0"/>
                 <w:sz w:val="23"/>
               </w:rPr>
-              <w:t>08/07/2025</w:t>
+              <w:t>06/01/2026</w:t>
             </w:r>
           </w:p>
         </w:tc>
@@ -550,7 +550,7 @@
                 <w:b w:val="0"/>
                 <w:sz w:val="23"/>
               </w:rPr>
-              <w:t>ADANI SOLAR ENERGY AP SEVEN PRIVATE LIMITED</w:t>
+              <w:t>ADANI SAUR URJA (KA) LIMITED</w:t>
             </w:r>
           </w:p>
         </w:tc>
@@ -620,7 +620,7 @@
                 <w:b w:val="0"/>
                 <w:sz w:val="23"/>
               </w:rPr>
-              <w:t>ADANI GREEN ENERGY TWENTY FIVE B LIMITED</w:t>
+              <w:t>ADANI SOLAR ENERGY AP SEVEN PRIVATE LIMITED</w:t>
             </w:r>
           </w:p>
         </w:tc>
@@ -760,6 +760,146 @@
                 <w:b w:val="0"/>
                 <w:sz w:val="23"/>
               </w:rPr>
+              <w:t>ADANI GREEN ENERGY TWENTY FIVE B LIMITED</w:t>
+            </w:r>
+          </w:p>
+        </w:tc>
+        <w:tc>
+          <w:tcPr>
+            <w:tcW w:type="dxa" w:w="2610"/>
+          </w:tcPr>
+          <w:p>
+            <w:pPr>
+              <w:spacing w:after="0"/>
+              <w:jc w:val="center"/>
+            </w:pPr>
+            <w:r>
+              <w:rPr>
+                <w:rFonts w:ascii="Adani" w:hAnsi="Adani" w:eastAsia="Adani" w:cs="Adani"/>
+                <w:b w:val="0"/>
+                <w:sz w:val="23"/>
+              </w:rPr>
+              <w:t>08/07/2025</w:t>
+            </w:r>
+          </w:p>
+        </w:tc>
+        <w:tc>
+          <w:tcPr>
+            <w:tcW w:type="dxa" w:w="2250"/>
+          </w:tcPr>
+          <w:p>
+            <w:pPr>
+              <w:spacing w:after="0"/>
+              <w:jc w:val="center"/>
+            </w:pPr>
+          </w:p>
+        </w:tc>
+      </w:tr>
+      <w:tr>
+        <w:tc>
+          <w:tcPr>
+            <w:tcW w:type="dxa" w:w="636"/>
+          </w:tcPr>
+          <w:p>
+            <w:pPr>
+              <w:spacing w:after="0"/>
+              <w:ind w:left="360"/>
+            </w:pPr>
+            <w:r>
+              <w:rPr>
+                <w:rFonts w:ascii="Adani" w:hAnsi="Adani" w:eastAsia="Adani" w:cs="Adani"/>
+                <w:b w:val="0"/>
+                <w:sz w:val="23"/>
+              </w:rPr>
+              <w:t>8</w:t>
+            </w:r>
+          </w:p>
+        </w:tc>
+        <w:tc>
+          <w:tcPr>
+            <w:tcW w:type="dxa" w:w="3864"/>
+          </w:tcPr>
+          <w:p>
+            <w:pPr>
+              <w:spacing w:after="0"/>
+              <w:jc w:val="both"/>
+            </w:pPr>
+            <w:r>
+              <w:rPr>
+                <w:rFonts w:ascii="Adani" w:hAnsi="Adani" w:eastAsia="Adani" w:cs="Adani"/>
+                <w:b w:val="0"/>
+                <w:sz w:val="23"/>
+              </w:rPr>
+              <w:t>ADANI GREEN ENERGY TWENTY SIX B LIMITED</w:t>
+            </w:r>
+          </w:p>
+        </w:tc>
+        <w:tc>
+          <w:tcPr>
+            <w:tcW w:type="dxa" w:w="2610"/>
+          </w:tcPr>
+          <w:p>
+            <w:pPr>
+              <w:spacing w:after="0"/>
+              <w:jc w:val="center"/>
+            </w:pPr>
+            <w:r>
+              <w:rPr>
+                <w:rFonts w:ascii="Adani" w:hAnsi="Adani" w:eastAsia="Adani" w:cs="Adani"/>
+                <w:b w:val="0"/>
+                <w:sz w:val="23"/>
+              </w:rPr>
+              <w:t>08/07/2025</w:t>
+            </w:r>
+          </w:p>
+        </w:tc>
+        <w:tc>
+          <w:tcPr>
+            <w:tcW w:type="dxa" w:w="2250"/>
+          </w:tcPr>
+          <w:p>
+            <w:pPr>
+              <w:spacing w:after="0"/>
+              <w:jc w:val="center"/>
+            </w:pPr>
+          </w:p>
+        </w:tc>
+      </w:tr>
+      <w:tr>
+        <w:tc>
+          <w:tcPr>
+            <w:tcW w:type="dxa" w:w="636"/>
+          </w:tcPr>
+          <w:p>
+            <w:pPr>
+              <w:spacing w:after="0"/>
+              <w:ind w:left="360"/>
+            </w:pPr>
+            <w:r>
+              <w:rPr>
+                <w:rFonts w:ascii="Adani" w:hAnsi="Adani" w:eastAsia="Adani" w:cs="Adani"/>
+                <w:b w:val="0"/>
+                <w:sz w:val="23"/>
+              </w:rPr>
+              <w:t>9</w:t>
+            </w:r>
+          </w:p>
+        </w:tc>
+        <w:tc>
+          <w:tcPr>
+            <w:tcW w:type="dxa" w:w="3864"/>
+          </w:tcPr>
+          <w:p>
+            <w:pPr>
+              <w:spacing w:after="0"/>
+              <w:jc w:val="both"/>
+            </w:pPr>
+            <w:r>
+              <w:rPr>
+                <w:rFonts w:ascii="Adani" w:hAnsi="Adani" w:eastAsia="Adani" w:cs="Adani"/>
+                <w:b w:val="0"/>
+                <w:sz w:val="23"/>
+              </w:rPr>
               <w:t>ADANI RENEWABLE ENERGY FORTY TWO LIMITED</w:t>
             </w:r>
           </w:p>
@@ -811,7 +951,7 @@
                 <w:b w:val="0"/>
                 <w:sz w:val="23"/>
               </w:rPr>
-              <w:t>8</w:t>
+              <w:t>10</w:t>
             </w:r>
           </w:p>
         </w:tc>
@@ -965,7 +1105,7 @@
           <w:b w:val="0"/>
           <w:sz w:val="23"/>
         </w:rPr>
-        <w:t xml:space="preserve">Date: 15th May, 2026</w:t>
+        <w:t xml:space="preserve">Date: 27th May, 2026</w:t>
         <w:tab/>
       </w:r>
     </w:p>

--- a/Backend/Director_Disclosure/Output_Disclosures/2024-25/ADANI_GREEN_ENERGY_TWENTY_FOUR_A_LIMITED/DIR-8/DIR8_SANDEEP_BANSHILAL_MUNDRA_11190761.docx
+++ b/Backend/Director_Disclosure/Output_Disclosures/2024-25/ADANI_GREEN_ENERGY_TWENTY_FOUR_A_LIMITED/DIR-8/DIR8_SANDEEP_BANSHILAL_MUNDRA_11190761.docx
@@ -410,7 +410,7 @@
                 <w:b w:val="0"/>
                 <w:sz w:val="23"/>
               </w:rPr>
-              <w:t>ADANI RENEWABLE ENERGY SIXTY LIMITED</w:t>
+              <w:t>ADANI RENEWABLE ENERGY SIXTY TWO LIMITED</w:t>
             </w:r>
           </w:p>
         </w:tc>
@@ -480,7 +480,7 @@
                 <w:b w:val="0"/>
                 <w:sz w:val="23"/>
               </w:rPr>
-              <w:t>ADANI RENEWABLE ENERGY SIXTY TWO LIMITED</w:t>
+              <w:t>ADANI RENEWABLE ENERGY SIXTY LIMITED</w:t>
             </w:r>
           </w:p>
         </w:tc>
@@ -620,7 +620,7 @@
                 <w:b w:val="0"/>
                 <w:sz w:val="23"/>
               </w:rPr>
-              <w:t>ADANI SOLAR ENERGY AP SEVEN PRIVATE LIMITED</w:t>
+              <w:t>ADANI GREEN ENERGY TWENTY SIX B LIMITED</w:t>
             </w:r>
           </w:p>
         </w:tc>
@@ -690,7 +690,7 @@
                 <w:b w:val="0"/>
                 <w:sz w:val="23"/>
               </w:rPr>
-              <w:t>ADANI GREEN ENERGY TWENTY FOUR A LIMITED</w:t>
+              <w:t>ADANI GREEN ENERGY TWENTY FIVE B LIMITED</w:t>
             </w:r>
           </w:p>
         </w:tc>
@@ -760,7 +760,7 @@
                 <w:b w:val="0"/>
                 <w:sz w:val="23"/>
               </w:rPr>
-              <w:t>ADANI GREEN ENERGY TWENTY FIVE B LIMITED</w:t>
+              <w:t>ADANI GREEN ENERGY TWENTY FOUR A LIMITED</w:t>
             </w:r>
           </w:p>
         </w:tc>
@@ -830,7 +830,7 @@
                 <w:b w:val="0"/>
                 <w:sz w:val="23"/>
               </w:rPr>
-              <w:t>ADANI GREEN ENERGY TWENTY SIX B LIMITED</w:t>
+              <w:t>ADANI RENEWABLE ENERGY FORTY TWO LIMITED</w:t>
             </w:r>
           </w:p>
         </w:tc>
@@ -900,7 +900,7 @@
                 <w:b w:val="0"/>
                 <w:sz w:val="23"/>
               </w:rPr>
-              <w:t>ADANI RENEWABLE ENERGY FORTY TWO LIMITED</w:t>
+              <w:t>ADANI SOLAR ENERGY AP SEVEN PRIVATE LIMITED</w:t>
             </w:r>
           </w:p>
         </w:tc>
@@ -1105,7 +1105,7 @@
           <w:b w:val="0"/>
           <w:sz w:val="23"/>
         </w:rPr>
-        <w:t xml:space="preserve">Date: 27th May, 2026</w:t>
+        <w:t xml:space="preserve">Date: 08th June, 2026</w:t>
         <w:tab/>
       </w:r>
     </w:p>
